--- a/Инструкция — Интерактивная карта РФ.docx
+++ b/Инструкция — Интерактивная карта РФ.docx
@@ -9272,6 +9272,7 @@
     <w:bookmarkEnd w:id="116"/>
     <w:bookmarkEnd w:id="117"/>
     <w:sectPr>
+      <w:pgSz w:w="11906" w:h="16838"/>
       <w:pgMar w:left="1134" w:right="1134" w:top="1020" w:bottom="1020"/>
     </w:sectPr>
   </w:body>
